--- a/Pregrado/Creatividad y pensamiento innovador/Clases/Recursos/ACAs/ACA Final (32,8%) - Propuesta de Innovacion.docx
+++ b/Pregrado/Creatividad y pensamiento innovador/Clases/Recursos/ACAs/ACA Final (32,8%) - Propuesta de Innovacion.docx
@@ -565,7 +565,7 @@
           <w:color w:val="2B2B2B"/>
           <w:sz w:val="22"/>
         </w:rPr>
-        <w:t xml:space="preserve"> del curso: la Propuesta de Innovación consolidada, del problema–oportunidad hasta la vigilancia tecnológica. Los quices y parciales son cuestionarios; aquí se califica el </w:t>
+        <w:t xml:space="preserve"> del curso: la Propuesta de Innovación consolidada, del problema–oportunidad hasta la vigilancia tecnológica y el ecosistema de entidades de apoyo (puntos 4 y 5 de la consigna). Los quices y parciales son cuestionarios; aquí se califica el </w:t>
       </w:r>
       <w:r>
         <w:rPr>
@@ -2451,7 +2451,7 @@
           <w:color w:val="2B2B2B"/>
           <w:sz w:val="22"/>
         </w:rPr>
-        <w:t xml:space="preserve">Se construye a lo largo de </w:t>
+        <w:t xml:space="preserve">Se construye a lo largo de las </w:t>
       </w:r>
       <w:r>
         <w:rPr>
@@ -2469,7 +2469,115 @@
           <w:color w:val="2B2B2B"/>
           <w:sz w:val="22"/>
         </w:rPr>
-        <w:t xml:space="preserve"> (Design Thinking e ideación · Oslo · tipos de innovación · FODA/Canvas/MVP · vigilancia tecnológica). La </w:t>
+        <w:t xml:space="preserve"> (</w:t>
+      </w:r>
+      <w:r>
+        <w:rPr>
+          <w:rFonts w:ascii="Calibri" w:hAnsi="Calibri"/>
+          <w:b/>
+          <w:color w:val="2B2B2B"/>
+          <w:sz w:val="22"/>
+        </w:rPr>
+        <w:t>S02</w:t>
+      </w:r>
+      <w:r>
+        <w:rPr>
+          <w:rFonts w:ascii="Calibri" w:hAnsi="Calibri"/>
+          <w:b w:val="0"/>
+          <w:color w:val="2B2B2B"/>
+          <w:sz w:val="22"/>
+        </w:rPr>
+        <w:t xml:space="preserve"> Creatividad/innovación en I+D · Design Thinking y técnicas; </w:t>
+      </w:r>
+      <w:r>
+        <w:rPr>
+          <w:rFonts w:ascii="Calibri" w:hAnsi="Calibri"/>
+          <w:b/>
+          <w:color w:val="2B2B2B"/>
+          <w:sz w:val="22"/>
+        </w:rPr>
+        <w:t>S03</w:t>
+      </w:r>
+      <w:r>
+        <w:rPr>
+          <w:rFonts w:ascii="Calibri" w:hAnsi="Calibri"/>
+          <w:b w:val="0"/>
+          <w:color w:val="2B2B2B"/>
+          <w:sz w:val="22"/>
+        </w:rPr>
+        <w:t xml:space="preserve"> Gestión de la innovación (Manual de Oslo / OCDE); </w:t>
+      </w:r>
+      <w:r>
+        <w:rPr>
+          <w:rFonts w:ascii="Calibri" w:hAnsi="Calibri"/>
+          <w:b/>
+          <w:color w:val="2B2B2B"/>
+          <w:sz w:val="22"/>
+        </w:rPr>
+        <w:t>S04</w:t>
+      </w:r>
+      <w:r>
+        <w:rPr>
+          <w:rFonts w:ascii="Calibri" w:hAnsi="Calibri"/>
+          <w:b w:val="0"/>
+          <w:color w:val="2B2B2B"/>
+          <w:sz w:val="22"/>
+        </w:rPr>
+        <w:t xml:space="preserve"> Tipos de innovación; </w:t>
+      </w:r>
+      <w:r>
+        <w:rPr>
+          <w:rFonts w:ascii="Calibri" w:hAnsi="Calibri"/>
+          <w:b/>
+          <w:color w:val="2B2B2B"/>
+          <w:sz w:val="22"/>
+        </w:rPr>
+        <w:t>S05</w:t>
+      </w:r>
+      <w:r>
+        <w:rPr>
+          <w:rFonts w:ascii="Calibri" w:hAnsi="Calibri"/>
+          <w:b w:val="0"/>
+          <w:color w:val="2B2B2B"/>
+          <w:sz w:val="22"/>
+        </w:rPr>
+        <w:t xml:space="preserve"> Validación de la propuesta · vigilancia tecnológica; </w:t>
+      </w:r>
+      <w:r>
+        <w:rPr>
+          <w:rFonts w:ascii="Calibri" w:hAnsi="Calibri"/>
+          <w:b/>
+          <w:color w:val="2B2B2B"/>
+          <w:sz w:val="22"/>
+        </w:rPr>
+        <w:t>S06</w:t>
+      </w:r>
+      <w:r>
+        <w:rPr>
+          <w:rFonts w:ascii="Calibri" w:hAnsi="Calibri"/>
+          <w:b w:val="0"/>
+          <w:color w:val="2B2B2B"/>
+          <w:sz w:val="22"/>
+        </w:rPr>
+        <w:t xml:space="preserve"> Innovación local–internacional · entidades de apoyo) y se cierra en la fecha de recepción de trabajos. </w:t>
+      </w:r>
+      <w:r>
+        <w:rPr>
+          <w:rFonts w:ascii="Calibri" w:hAnsi="Calibri"/>
+          <w:b/>
+          <w:color w:val="2B2B2B"/>
+          <w:sz w:val="22"/>
+        </w:rPr>
+        <w:t>Ojo con la última:</w:t>
+      </w:r>
+      <w:r>
+        <w:rPr>
+          <w:rFonts w:ascii="Calibri" w:hAnsi="Calibri"/>
+          <w:b w:val="0"/>
+          <w:color w:val="2B2B2B"/>
+          <w:sz w:val="22"/>
+        </w:rPr>
+        <w:t xml:space="preserve"> la </w:t>
       </w:r>
       <w:r>
         <w:rPr>
@@ -2487,7 +2595,25 @@
           <w:color w:val="2B2B2B"/>
           <w:sz w:val="22"/>
         </w:rPr>
-        <w:t xml:space="preserve"> es la última antes del cierre; la </w:t>
+        <w:t xml:space="preserve"> (16/09/2026 · Innovación local–internacional · entidades de apoyo) es la última sincrónica antes de la recepción y </w:t>
+      </w:r>
+      <w:r>
+        <w:rPr>
+          <w:rFonts w:ascii="Calibri" w:hAnsi="Calibri"/>
+          <w:b/>
+          <w:color w:val="2B2B2B"/>
+          <w:sz w:val="22"/>
+        </w:rPr>
+        <w:t>entra de lleno en esta entrega</w:t>
+      </w:r>
+      <w:r>
+        <w:rPr>
+          <w:rFonts w:ascii="Calibri" w:hAnsi="Calibri"/>
+          <w:b w:val="0"/>
+          <w:color w:val="2B2B2B"/>
+          <w:sz w:val="22"/>
+        </w:rPr>
+        <w:t xml:space="preserve"> — de ahí salen el ecosistema de entidades de apoyo y el pitch, que son los puntos 5 y 7 de la consigna. No es una sesión de refuerzo: es materia calificada. La </w:t>
       </w:r>
       <w:r>
         <w:rPr>
@@ -2505,7 +2631,7 @@
           <w:color w:val="2B2B2B"/>
           <w:sz w:val="22"/>
         </w:rPr>
-        <w:t xml:space="preserve"> (innovación local–internacional · entidades de apoyo) cierra el curso </w:t>
+        <w:t xml:space="preserve"> (23/09/2026 · Taller de consolidación y sustentación de la propuesta) queda </w:t>
       </w:r>
       <w:r>
         <w:rPr>
@@ -2523,7 +2649,25 @@
           <w:color w:val="2B2B2B"/>
           <w:sz w:val="22"/>
         </w:rPr>
-        <w:t xml:space="preserve"> de la recepción y sirve de refuerzo. La </w:t>
+        <w:t xml:space="preserve"> de este cierre y </w:t>
+      </w:r>
+      <w:r>
+        <w:rPr>
+          <w:rFonts w:ascii="Calibri" w:hAnsi="Calibri"/>
+          <w:b/>
+          <w:color w:val="2B2B2B"/>
+          <w:sz w:val="22"/>
+        </w:rPr>
+        <w:t>no</w:t>
+      </w:r>
+      <w:r>
+        <w:rPr>
+          <w:rFonts w:ascii="Calibri" w:hAnsi="Calibri"/>
+          <w:b w:val="0"/>
+          <w:color w:val="2B2B2B"/>
+          <w:sz w:val="22"/>
+        </w:rPr>
+        <w:t xml:space="preserve"> es requisito de esta entrega: cierra el curso sin evaluación nueva. La </w:t>
       </w:r>
       <w:r>
         <w:rPr>

--- a/Pregrado/Creatividad y pensamiento innovador/Clases/Recursos/ACAs/ACA Final (32,8%) - Propuesta de Innovacion.docx
+++ b/Pregrado/Creatividad y pensamiento innovador/Clases/Recursos/ACAs/ACA Final (32,8%) - Propuesta de Innovacion.docx
@@ -430,7 +430,7 @@
           <w:color w:val="2B2B2B"/>
           <w:sz w:val="22"/>
         </w:rPr>
-        <w:t xml:space="preserve"> (sáb · fecha de cierre institucional; el día de clase del curso es mié).</w:t>
+        <w:t xml:space="preserve"> (sáb · fecha de recepción de trabajos; el día de clase del curso es mié).</w:t>
       </w:r>
     </w:p>
     <w:p>

--- a/Pregrado/Creatividad y pensamiento innovador/Clases/Recursos/ACAs/ACA Final (32,8%) - Propuesta de Innovacion.docx
+++ b/Pregrado/Creatividad y pensamiento innovador/Clases/Recursos/ACAs/ACA Final (32,8%) - Propuesta de Innovacion.docx
@@ -746,7 +746,16 @@
           <w:color w:val="2B2B2B"/>
           <w:sz w:val="22"/>
         </w:rPr>
-        <w:t xml:space="preserve"> Completa la ficha problema–oportunidad (usuario concreto, dolor, evidencia, tipo tentativo Oslo, valor esperado), el mapa de utilidad / bloqueadores–ensanchadores y una ideación con al menos 3 ideas; elige la semilla de tu propuesta. *(la nota del corte la ponen: Quiz 1 6% + Parcial 1 24%)*</w:t>
+        <w:t xml:space="preserve"> Completa la ficha problema–oportunidad (usuario concreto, dolor, evidencia, tipo tentativo Oslo, valor esperado), el mapa de utilidad / bloqueadores–ensanchadores y una ideación con al menos 3 ideas; elige la semilla de tu propuesta. </w:t>
+      </w:r>
+      <w:r>
+        <w:rPr>
+          <w:rFonts w:ascii="Calibri" w:hAnsi="Calibri"/>
+          <w:i/>
+          <w:color w:val="2B2B2B"/>
+          <w:sz w:val="22"/>
+        </w:rPr>
+        <w:t>(la nota del corte la ponen: Quiz 1 6% + Parcial 1 24%)</w:t>
       </w:r>
     </w:p>
     <w:p>
@@ -769,7 +778,16 @@
           <w:color w:val="2B2B2B"/>
           <w:sz w:val="22"/>
         </w:rPr>
-        <w:t xml:space="preserve"> Tipifica la innovación (producto, proceso, organización, marketing, social) con cuadro comparativo y valida con FODA + Canvas (BMC) + definición de MVP; prepara un pitch breve. *(la nota del corte la ponen: Quiz 2 9% + Parcial 2 21%)*</w:t>
+        <w:t xml:space="preserve"> Tipifica la innovación (producto, proceso, organización, marketing, social) con cuadro comparativo y valida con FODA + Canvas (BMC) + definición de MVP; prepara un pitch breve. </w:t>
+      </w:r>
+      <w:r>
+        <w:rPr>
+          <w:rFonts w:ascii="Calibri" w:hAnsi="Calibri"/>
+          <w:i/>
+          <w:color w:val="2B2B2B"/>
+          <w:sz w:val="22"/>
+        </w:rPr>
+        <w:t>(la nota del corte la ponen: Quiz 2 9% + Parcial 2 21%)</w:t>
       </w:r>
     </w:p>
     <w:p>
@@ -792,7 +810,16 @@
           <w:color w:val="2B2B2B"/>
           <w:sz w:val="22"/>
         </w:rPr>
-        <w:t xml:space="preserve"> Haz una vigilancia tecnológica breve (tendencias, patentes/documentos, referentes), identifica entidades de apoyo pertinentes e integra todo el recorrido en un solo documento. *(la nota del corte la ponen: ACA Final 32,8% + Quiz 3 4% + Autoevaluación 1,6% + Coevaluación 1,6%)*</w:t>
+        <w:t xml:space="preserve"> Haz una vigilancia tecnológica breve (tendencias, patentes/documentos, referentes), identifica entidades de apoyo pertinentes e integra todo el recorrido en un solo documento. </w:t>
+      </w:r>
+      <w:r>
+        <w:rPr>
+          <w:rFonts w:ascii="Calibri" w:hAnsi="Calibri"/>
+          <w:i/>
+          <w:color w:val="2B2B2B"/>
+          <w:sz w:val="22"/>
+        </w:rPr>
+        <w:t>(la nota del corte la ponen: ACA Final 32,8% + Quiz 3 4% + Autoevaluación 1,6% + Coevaluación 1,6%)</w:t>
       </w:r>
     </w:p>
     <w:p>
